--- a/git first.docx
+++ b/git first.docx
@@ -3,6 +3,14 @@
 <w:document xmlns:wpc="http://schemas.microsoft.com/office/word/2010/wordprocessingCanvas" xmlns:cx="http://schemas.microsoft.com/office/drawing/2014/chartex" xmlns:cx1="http://schemas.microsoft.com/office/drawing/2015/9/8/chartex" xmlns:cx2="http://schemas.microsoft.com/office/drawing/2015/10/21/chartex" xmlns:cx3="http://schemas.microsoft.com/office/drawing/2016/5/9/chartex" xmlns:cx4="http://schemas.microsoft.com/office/drawing/2016/5/10/chartex" xmlns:cx5="http://schemas.microsoft.com/office/drawing/2016/5/11/chartex" xmlns:cx6="http://schemas.microsoft.com/office/drawing/2016/5/12/chartex" xmlns:cx7="http://schemas.microsoft.com/office/drawing/2016/5/13/chartex" xmlns:cx8="http://schemas.microsoft.com/office/drawing/2016/5/14/chartex" xmlns:mc="http://schemas.openxmlformats.org/markup-compatibility/2006" xmlns:aink="http://schemas.microsoft.com/office/drawing/2016/ink" xmlns:am3d="http://schemas.microsoft.com/office/drawing/2017/model3d" xmlns:o="urn:schemas-microsoft-com:office:office" xmlns:oel="http://schemas.microsoft.com/office/2019/extlst" xmlns:r="http://schemas.openxmlformats.org/officeDocument/2006/relationships" xmlns:m="http://schemas.openxmlformats.org/officeDocument/2006/math" xmlns:v="urn:schemas-microsoft-com:vml" xmlns:wp14="http://schemas.microsoft.com/office/word/2010/wordprocessingDrawing" xmlns:wp="http://schemas.openxmlformats.org/drawingml/2006/wordprocessingDrawing" xmlns:w10="urn:schemas-microsoft-com:office:word" xmlns:w="http://schemas.openxmlformats.org/wordprocessingml/2006/main" xmlns:w14="http://schemas.microsoft.com/office/word/2010/wordml" xmlns:w15="http://schemas.microsoft.com/office/word/2012/wordml" xmlns:w16cex="http://schemas.microsoft.com/office/word/2018/wordml/cex" xmlns:w16cid="http://schemas.microsoft.com/office/word/2016/wordml/cid" xmlns:w16="http://schemas.microsoft.com/office/word/2018/wordml" xmlns:w16du="http://schemas.microsoft.com/office/word/2023/wordml/word16du" xmlns:w16sdtdh="http://schemas.microsoft.com/office/word/2020/wordml/sdtdatahash" xmlns:w16sdtfl="http://schemas.microsoft.com/office/word/2024/wordml/sdtformatlock" xmlns:w16se="http://schemas.microsoft.com/office/word/2015/wordml/symex" xmlns:wpg="http://schemas.microsoft.com/office/word/2010/wordprocessingGroup" xmlns:wpi="http://schemas.microsoft.com/office/word/2010/wordprocessingInk" xmlns:wne="http://schemas.microsoft.com/office/word/2006/wordml" xmlns:wps="http://schemas.microsoft.com/office/word/2010/wordprocessingShape" mc:Ignorable="w14 w15 w16se w16cid w16 w16cex w16sdtdh w16sdtfl w16du wp14">
   <w:body>
     <w:p>
+      <w:r>
+        <w:rPr>
+          <w:rFonts w:hint="eastAsia"/>
+        </w:rPr>
+        <w:t>Hello</w:t>
+      </w:r>
+    </w:p>
+    <w:p>
       <w:pPr>
         <w:rPr>
           <w:rFonts w:hint="eastAsia"/>
@@ -447,14 +455,14 @@
         <w:rPr>
           <w:rFonts w:hint="eastAsia"/>
         </w:rPr>
-        <w:t>Baruch 的 4% 录取率和 20 人小班，意味着任何微小失误都可能是致命的，且同学间是纯粹的零和竞争。CMU 17% 的录取率和 108 人的规模，提供了**更宽的容错空间和更庞大的</w:t>
+        <w:t>Baruch 的 4% 录取率和 20 人小班，意味着任何微小失误都可能是致命的，且同学间是纯</w:t>
       </w:r>
       <w:r>
         <w:rPr>
           <w:rFonts w:hint="eastAsia"/>
         </w:rPr>
         <w:lastRenderedPageBreak/>
-        <w:t>校友网络**。108 人不是一个小数字，但它意味着你不需要成为那最顶尖的 1-2 个人才能获得机会，凭借扎实的数理和编程功底，你完全可以在其中找到自己的位置。</w:t>
+        <w:t>粹的零和竞争。CMU 17% 的录取率和 108 人的规模，提供了**更宽的容错空间和更庞大的校友网络**。108 人不是一个小数字，但它意味着你不需要成为那最顶尖的 1-2 个人才能获得机会，凭借扎实的数理和编程功底，你完全可以在其中找到自己的位置。</w:t>
       </w:r>
     </w:p>
     <w:p>
@@ -531,6 +539,11 @@
       </w:pPr>
     </w:p>
     <w:p>
+      <w:pPr>
+        <w:rPr>
+          <w:rFonts w:hint="eastAsia"/>
+        </w:rPr>
+      </w:pPr>
       <w:r>
         <w:rPr>
           <w:rFonts w:hint="eastAsia"/>
@@ -538,8 +551,20 @@
         <w:t>**一个务实的行动建议**：在你的申请名单里，**把 CMU MSCF 作为主攻和核心目标**。同时，可以用 **UChicago MSFM** 作为一个录取概率更高的“安全网”，并用 **Baruch** 去“冲顶”那个理论上的最高回报（但要做好被其 4% 录取率拒绝的心理准备）。这样组合申请，能在控制风险的同时，最大化你获得一个理想结果的可能性。</w:t>
       </w:r>
     </w:p>
-    <w:p/>
-    <w:p/>
+    <w:p>
+      <w:pPr>
+        <w:rPr>
+          <w:rFonts w:hint="eastAsia"/>
+        </w:rPr>
+      </w:pPr>
+    </w:p>
+    <w:p>
+      <w:pPr>
+        <w:rPr>
+          <w:rFonts w:hint="eastAsia"/>
+        </w:rPr>
+      </w:pPr>
+    </w:p>
     <w:p>
       <w:pPr>
         <w:rPr>
@@ -754,6 +779,7 @@
         <w:rPr>
           <w:rFonts w:hint="eastAsia"/>
         </w:rPr>
+        <w:lastRenderedPageBreak/>
         <w:t xml:space="preserve">*   **普林斯顿大学 - </w:t>
       </w:r>
       <w:proofErr w:type="spellStart"/>
@@ -768,14 +794,7 @@
         <w:rPr>
           <w:rFonts w:hint="eastAsia"/>
         </w:rPr>
-        <w:t>**：排名**第2**。两年制，学术声誉顶尖，起薪约**$160,217**，</w:t>
-      </w:r>
-      <w:r>
-        <w:rPr>
-          <w:rFonts w:hint="eastAsia"/>
-        </w:rPr>
-        <w:lastRenderedPageBreak/>
-        <w:t>适合想深入量化理论的学生。</w:t>
+        <w:t>**：排名**第2**。两年制，学术声誉顶尖，起薪约**$160,217**，适合想深入量化理论的学生。</w:t>
       </w:r>
     </w:p>
     <w:p>

--- a/git first.docx
+++ b/git first.docx
@@ -3,14 +3,6 @@
 <w:document xmlns:wpc="http://schemas.microsoft.com/office/word/2010/wordprocessingCanvas" xmlns:cx="http://schemas.microsoft.com/office/drawing/2014/chartex" xmlns:cx1="http://schemas.microsoft.com/office/drawing/2015/9/8/chartex" xmlns:cx2="http://schemas.microsoft.com/office/drawing/2015/10/21/chartex" xmlns:cx3="http://schemas.microsoft.com/office/drawing/2016/5/9/chartex" xmlns:cx4="http://schemas.microsoft.com/office/drawing/2016/5/10/chartex" xmlns:cx5="http://schemas.microsoft.com/office/drawing/2016/5/11/chartex" xmlns:cx6="http://schemas.microsoft.com/office/drawing/2016/5/12/chartex" xmlns:cx7="http://schemas.microsoft.com/office/drawing/2016/5/13/chartex" xmlns:cx8="http://schemas.microsoft.com/office/drawing/2016/5/14/chartex" xmlns:mc="http://schemas.openxmlformats.org/markup-compatibility/2006" xmlns:aink="http://schemas.microsoft.com/office/drawing/2016/ink" xmlns:am3d="http://schemas.microsoft.com/office/drawing/2017/model3d" xmlns:o="urn:schemas-microsoft-com:office:office" xmlns:oel="http://schemas.microsoft.com/office/2019/extlst" xmlns:r="http://schemas.openxmlformats.org/officeDocument/2006/relationships" xmlns:m="http://schemas.openxmlformats.org/officeDocument/2006/math" xmlns:v="urn:schemas-microsoft-com:vml" xmlns:wp14="http://schemas.microsoft.com/office/word/2010/wordprocessingDrawing" xmlns:wp="http://schemas.openxmlformats.org/drawingml/2006/wordprocessingDrawing" xmlns:w10="urn:schemas-microsoft-com:office:word" xmlns:w="http://schemas.openxmlformats.org/wordprocessingml/2006/main" xmlns:w14="http://schemas.microsoft.com/office/word/2010/wordml" xmlns:w15="http://schemas.microsoft.com/office/word/2012/wordml" xmlns:w16cex="http://schemas.microsoft.com/office/word/2018/wordml/cex" xmlns:w16cid="http://schemas.microsoft.com/office/word/2016/wordml/cid" xmlns:w16="http://schemas.microsoft.com/office/word/2018/wordml" xmlns:w16du="http://schemas.microsoft.com/office/word/2023/wordml/word16du" xmlns:w16sdtdh="http://schemas.microsoft.com/office/word/2020/wordml/sdtdatahash" xmlns:w16sdtfl="http://schemas.microsoft.com/office/word/2024/wordml/sdtformatlock" xmlns:w16se="http://schemas.microsoft.com/office/word/2015/wordml/symex" xmlns:wpg="http://schemas.microsoft.com/office/word/2010/wordprocessingGroup" xmlns:wpi="http://schemas.microsoft.com/office/word/2010/wordprocessingInk" xmlns:wne="http://schemas.microsoft.com/office/word/2006/wordml" xmlns:wps="http://schemas.microsoft.com/office/word/2010/wordprocessingShape" mc:Ignorable="w14 w15 w16se w16cid w16 w16cex w16sdtdh w16sdtfl w16du wp14">
   <w:body>
     <w:p>
-      <w:r>
-        <w:rPr>
-          <w:rFonts w:hint="eastAsia"/>
-        </w:rPr>
-        <w:t>Hello</w:t>
-      </w:r>
-    </w:p>
-    <w:p>
       <w:pPr>
         <w:rPr>
           <w:rFonts w:hint="eastAsia"/>
@@ -455,14 +447,14 @@
         <w:rPr>
           <w:rFonts w:hint="eastAsia"/>
         </w:rPr>
-        <w:t>Baruch 的 4% 录取率和 20 人小班，意味着任何微小失误都可能是致命的，且同学间是纯</w:t>
+        <w:t>Baruch 的 4% 录取率和 20 人小班，意味着任何微小失误都可能是致命的，且同学间是纯粹的零和竞争。CMU 17% 的录取率和 108 人的规模，提供了**更宽的容错空间和更庞大的</w:t>
       </w:r>
       <w:r>
         <w:rPr>
           <w:rFonts w:hint="eastAsia"/>
         </w:rPr>
         <w:lastRenderedPageBreak/>
-        <w:t>粹的零和竞争。CMU 17% 的录取率和 108 人的规模，提供了**更宽的容错空间和更庞大的校友网络**。108 人不是一个小数字，但它意味着你不需要成为那最顶尖的 1-2 个人才能获得机会，凭借扎实的数理和编程功底，你完全可以在其中找到自己的位置。</w:t>
+        <w:t>校友网络**。108 人不是一个小数字，但它意味着你不需要成为那最顶尖的 1-2 个人才能获得机会，凭借扎实的数理和编程功底，你完全可以在其中找到自己的位置。</w:t>
       </w:r>
     </w:p>
     <w:p>
@@ -539,11 +531,6 @@
       </w:pPr>
     </w:p>
     <w:p>
-      <w:pPr>
-        <w:rPr>
-          <w:rFonts w:hint="eastAsia"/>
-        </w:rPr>
-      </w:pPr>
       <w:r>
         <w:rPr>
           <w:rFonts w:hint="eastAsia"/>
@@ -551,20 +538,8 @@
         <w:t>**一个务实的行动建议**：在你的申请名单里，**把 CMU MSCF 作为主攻和核心目标**。同时，可以用 **UChicago MSFM** 作为一个录取概率更高的“安全网”，并用 **Baruch** 去“冲顶”那个理论上的最高回报（但要做好被其 4% 录取率拒绝的心理准备）。这样组合申请，能在控制风险的同时，最大化你获得一个理想结果的可能性。</w:t>
       </w:r>
     </w:p>
-    <w:p>
-      <w:pPr>
-        <w:rPr>
-          <w:rFonts w:hint="eastAsia"/>
-        </w:rPr>
-      </w:pPr>
-    </w:p>
-    <w:p>
-      <w:pPr>
-        <w:rPr>
-          <w:rFonts w:hint="eastAsia"/>
-        </w:rPr>
-      </w:pPr>
-    </w:p>
+    <w:p/>
+    <w:p/>
     <w:p>
       <w:pPr>
         <w:rPr>
@@ -779,22 +754,28 @@
         <w:rPr>
           <w:rFonts w:hint="eastAsia"/>
         </w:rPr>
+        <w:t xml:space="preserve">*   **普林斯顿大学 - </w:t>
+      </w:r>
+      <w:proofErr w:type="spellStart"/>
+      <w:r>
+        <w:rPr>
+          <w:rFonts w:hint="eastAsia"/>
+        </w:rPr>
+        <w:t>MFin</w:t>
+      </w:r>
+      <w:proofErr w:type="spellEnd"/>
+      <w:r>
+        <w:rPr>
+          <w:rFonts w:hint="eastAsia"/>
+        </w:rPr>
+        <w:t>**：排名**第2**。两年制，学术声誉顶尖，起薪约**$160,217**，</w:t>
+      </w:r>
+      <w:r>
+        <w:rPr>
+          <w:rFonts w:hint="eastAsia"/>
+        </w:rPr>
         <w:lastRenderedPageBreak/>
-        <w:t xml:space="preserve">*   **普林斯顿大学 - </w:t>
-      </w:r>
-      <w:proofErr w:type="spellStart"/>
-      <w:r>
-        <w:rPr>
-          <w:rFonts w:hint="eastAsia"/>
-        </w:rPr>
-        <w:t>MFin</w:t>
-      </w:r>
-      <w:proofErr w:type="spellEnd"/>
-      <w:r>
-        <w:rPr>
-          <w:rFonts w:hint="eastAsia"/>
-        </w:rPr>
-        <w:t>**：排名**第2**。两年制，学术声誉顶尖，起薪约**$160,217**，适合想深入量化理论的学生。</w:t>
+        <w:t>适合想深入量化理论的学生。</w:t>
       </w:r>
     </w:p>
     <w:p>

--- a/git first.docx
+++ b/git first.docx
@@ -3,6 +3,21 @@
 <w:document xmlns:wpc="http://schemas.microsoft.com/office/word/2010/wordprocessingCanvas" xmlns:cx="http://schemas.microsoft.com/office/drawing/2014/chartex" xmlns:cx1="http://schemas.microsoft.com/office/drawing/2015/9/8/chartex" xmlns:cx2="http://schemas.microsoft.com/office/drawing/2015/10/21/chartex" xmlns:cx3="http://schemas.microsoft.com/office/drawing/2016/5/9/chartex" xmlns:cx4="http://schemas.microsoft.com/office/drawing/2016/5/10/chartex" xmlns:cx5="http://schemas.microsoft.com/office/drawing/2016/5/11/chartex" xmlns:cx6="http://schemas.microsoft.com/office/drawing/2016/5/12/chartex" xmlns:cx7="http://schemas.microsoft.com/office/drawing/2016/5/13/chartex" xmlns:cx8="http://schemas.microsoft.com/office/drawing/2016/5/14/chartex" xmlns:mc="http://schemas.openxmlformats.org/markup-compatibility/2006" xmlns:aink="http://schemas.microsoft.com/office/drawing/2016/ink" xmlns:am3d="http://schemas.microsoft.com/office/drawing/2017/model3d" xmlns:o="urn:schemas-microsoft-com:office:office" xmlns:oel="http://schemas.microsoft.com/office/2019/extlst" xmlns:r="http://schemas.openxmlformats.org/officeDocument/2006/relationships" xmlns:m="http://schemas.openxmlformats.org/officeDocument/2006/math" xmlns:v="urn:schemas-microsoft-com:vml" xmlns:wp14="http://schemas.microsoft.com/office/word/2010/wordprocessingDrawing" xmlns:wp="http://schemas.openxmlformats.org/drawingml/2006/wordprocessingDrawing" xmlns:w10="urn:schemas-microsoft-com:office:word" xmlns:w="http://schemas.openxmlformats.org/wordprocessingml/2006/main" xmlns:w14="http://schemas.microsoft.com/office/word/2010/wordml" xmlns:w15="http://schemas.microsoft.com/office/word/2012/wordml" xmlns:w16cex="http://schemas.microsoft.com/office/word/2018/wordml/cex" xmlns:w16cid="http://schemas.microsoft.com/office/word/2016/wordml/cid" xmlns:w16="http://schemas.microsoft.com/office/word/2018/wordml" xmlns:w16du="http://schemas.microsoft.com/office/word/2023/wordml/word16du" xmlns:w16sdtdh="http://schemas.microsoft.com/office/word/2020/wordml/sdtdatahash" xmlns:w16sdtfl="http://schemas.microsoft.com/office/word/2024/wordml/sdtformatlock" xmlns:w16se="http://schemas.microsoft.com/office/word/2015/wordml/symex" xmlns:wpg="http://schemas.microsoft.com/office/word/2010/wordprocessingGroup" xmlns:wpi="http://schemas.microsoft.com/office/word/2010/wordprocessingInk" xmlns:wne="http://schemas.microsoft.com/office/word/2006/wordml" xmlns:wps="http://schemas.microsoft.com/office/word/2010/wordprocessingShape" mc:Ignorable="w14 w15 w16se w16cid w16 w16cex w16sdtdh w16sdtfl w16du wp14">
   <w:body>
     <w:p>
+      <w:r>
+        <w:rPr>
+          <w:rFonts w:hint="eastAsia"/>
+        </w:rPr>
+        <w:t>第一步</w:t>
+      </w:r>
+    </w:p>
+    <w:p>
+      <w:pPr>
+        <w:rPr>
+          <w:rFonts w:hint="eastAsia"/>
+        </w:rPr>
+      </w:pPr>
+    </w:p>
+    <w:p>
       <w:pPr>
         <w:rPr>
           <w:rFonts w:hint="eastAsia"/>
@@ -447,14 +462,8 @@
         <w:rPr>
           <w:rFonts w:hint="eastAsia"/>
         </w:rPr>
-        <w:t>Baruch 的 4% 录取率和 20 人小班，意味着任何微小失误都可能是致命的，且同学间是纯粹的零和竞争。CMU 17% 的录取率和 108 人的规模，提供了**更宽的容错空间和更庞大的</w:t>
-      </w:r>
-      <w:r>
-        <w:rPr>
-          <w:rFonts w:hint="eastAsia"/>
-        </w:rPr>
         <w:lastRenderedPageBreak/>
-        <w:t>校友网络**。108 人不是一个小数字，但它意味着你不需要成为那最顶尖的 1-2 个人才能获得机会，凭借扎实的数理和编程功底，你完全可以在其中找到自己的位置。</w:t>
+        <w:t>Baruch 的 4% 录取率和 20 人小班，意味着任何微小失误都可能是致命的，且同学间是纯粹的零和竞争。CMU 17% 的录取率和 108 人的规模，提供了**更宽的容错空间和更庞大的校友网络**。108 人不是一个小数字，但它意味着你不需要成为那最顶尖的 1-2 个人才能获得机会，凭借扎实的数理和编程功底，你完全可以在其中找到自己的位置。</w:t>
       </w:r>
     </w:p>
     <w:p>
@@ -531,6 +540,11 @@
       </w:pPr>
     </w:p>
     <w:p>
+      <w:pPr>
+        <w:rPr>
+          <w:rFonts w:hint="eastAsia"/>
+        </w:rPr>
+      </w:pPr>
       <w:r>
         <w:rPr>
           <w:rFonts w:hint="eastAsia"/>
@@ -538,8 +552,20 @@
         <w:t>**一个务实的行动建议**：在你的申请名单里，**把 CMU MSCF 作为主攻和核心目标**。同时，可以用 **UChicago MSFM** 作为一个录取概率更高的“安全网”，并用 **Baruch** 去“冲顶”那个理论上的最高回报（但要做好被其 4% 录取率拒绝的心理准备）。这样组合申请，能在控制风险的同时，最大化你获得一个理想结果的可能性。</w:t>
       </w:r>
     </w:p>
-    <w:p/>
-    <w:p/>
+    <w:p>
+      <w:pPr>
+        <w:rPr>
+          <w:rFonts w:hint="eastAsia"/>
+        </w:rPr>
+      </w:pPr>
+    </w:p>
+    <w:p>
+      <w:pPr>
+        <w:rPr>
+          <w:rFonts w:hint="eastAsia"/>
+        </w:rPr>
+      </w:pPr>
+    </w:p>
     <w:p>
       <w:pPr>
         <w:rPr>
@@ -741,7 +767,14 @@
         <w:rPr>
           <w:rFonts w:hint="eastAsia"/>
         </w:rPr>
-        <w:t>排名**第1**。就业率**100%**，起薪约**$178,824**，课程极度硬核，被誉为“华尔街的黄埔军校”。</w:t>
+        <w:t>排名**第1**。就业率**100%**，起薪</w:t>
+      </w:r>
+      <w:r>
+        <w:rPr>
+          <w:rFonts w:hint="eastAsia"/>
+        </w:rPr>
+        <w:lastRenderedPageBreak/>
+        <w:t>约**$178,824**，课程极度硬核，被誉为“华尔街的黄埔军校”。</w:t>
       </w:r>
     </w:p>
     <w:p>
@@ -768,14 +801,7 @@
         <w:rPr>
           <w:rFonts w:hint="eastAsia"/>
         </w:rPr>
-        <w:t>**：排名**第2**。两年制，学术声誉顶尖，起薪约**$160,217**，</w:t>
-      </w:r>
-      <w:r>
-        <w:rPr>
-          <w:rFonts w:hint="eastAsia"/>
-        </w:rPr>
-        <w:lastRenderedPageBreak/>
-        <w:t>适合想深入量化理论的学生。</w:t>
+        <w:t>**：排名**第2**。两年制，学术声誉顶尖，起薪约**$160,217**，适合想深入量化理论的学生。</w:t>
       </w:r>
     </w:p>
     <w:p>

--- a/git first.docx
+++ b/git first.docx
@@ -3,6 +3,11 @@
 <w:document xmlns:wpc="http://schemas.microsoft.com/office/word/2010/wordprocessingCanvas" xmlns:cx="http://schemas.microsoft.com/office/drawing/2014/chartex" xmlns:cx1="http://schemas.microsoft.com/office/drawing/2015/9/8/chartex" xmlns:cx2="http://schemas.microsoft.com/office/drawing/2015/10/21/chartex" xmlns:cx3="http://schemas.microsoft.com/office/drawing/2016/5/9/chartex" xmlns:cx4="http://schemas.microsoft.com/office/drawing/2016/5/10/chartex" xmlns:cx5="http://schemas.microsoft.com/office/drawing/2016/5/11/chartex" xmlns:cx6="http://schemas.microsoft.com/office/drawing/2016/5/12/chartex" xmlns:cx7="http://schemas.microsoft.com/office/drawing/2016/5/13/chartex" xmlns:cx8="http://schemas.microsoft.com/office/drawing/2016/5/14/chartex" xmlns:mc="http://schemas.openxmlformats.org/markup-compatibility/2006" xmlns:aink="http://schemas.microsoft.com/office/drawing/2016/ink" xmlns:am3d="http://schemas.microsoft.com/office/drawing/2017/model3d" xmlns:o="urn:schemas-microsoft-com:office:office" xmlns:oel="http://schemas.microsoft.com/office/2019/extlst" xmlns:r="http://schemas.openxmlformats.org/officeDocument/2006/relationships" xmlns:m="http://schemas.openxmlformats.org/officeDocument/2006/math" xmlns:v="urn:schemas-microsoft-com:vml" xmlns:wp14="http://schemas.microsoft.com/office/word/2010/wordprocessingDrawing" xmlns:wp="http://schemas.openxmlformats.org/drawingml/2006/wordprocessingDrawing" xmlns:w10="urn:schemas-microsoft-com:office:word" xmlns:w="http://schemas.openxmlformats.org/wordprocessingml/2006/main" xmlns:w14="http://schemas.microsoft.com/office/word/2010/wordml" xmlns:w15="http://schemas.microsoft.com/office/word/2012/wordml" xmlns:w16cex="http://schemas.microsoft.com/office/word/2018/wordml/cex" xmlns:w16cid="http://schemas.microsoft.com/office/word/2016/wordml/cid" xmlns:w16="http://schemas.microsoft.com/office/word/2018/wordml" xmlns:w16du="http://schemas.microsoft.com/office/word/2023/wordml/word16du" xmlns:w16sdtdh="http://schemas.microsoft.com/office/word/2020/wordml/sdtdatahash" xmlns:w16sdtfl="http://schemas.microsoft.com/office/word/2024/wordml/sdtformatlock" xmlns:w16se="http://schemas.microsoft.com/office/word/2015/wordml/symex" xmlns:wpg="http://schemas.microsoft.com/office/word/2010/wordprocessingGroup" xmlns:wpi="http://schemas.microsoft.com/office/word/2010/wordprocessingInk" xmlns:wne="http://schemas.microsoft.com/office/word/2006/wordml" xmlns:wps="http://schemas.microsoft.com/office/word/2010/wordprocessingShape" mc:Ignorable="w14 w15 w16se w16cid w16 w16cex w16sdtdh w16sdtfl w16du wp14">
   <w:body>
     <w:p>
+      <w:pPr>
+        <w:rPr>
+          <w:rFonts w:hint="eastAsia"/>
+        </w:rPr>
+      </w:pPr>
       <w:r>
         <w:rPr>
           <w:rFonts w:hint="eastAsia"/>
@@ -16,6 +21,12 @@
           <w:rFonts w:hint="eastAsia"/>
         </w:rPr>
       </w:pPr>
+      <w:r>
+        <w:rPr>
+          <w:rFonts w:hint="eastAsia"/>
+        </w:rPr>
+        <w:t>第二步</w:t>
+      </w:r>
     </w:p>
     <w:p>
       <w:pPr>

--- a/git first.docx
+++ b/git first.docx
@@ -16,11 +16,6 @@
       </w:r>
     </w:p>
     <w:p>
-      <w:pPr>
-        <w:rPr>
-          <w:rFonts w:hint="eastAsia"/>
-        </w:rPr>
-      </w:pPr>
       <w:r>
         <w:rPr>
           <w:rFonts w:hint="eastAsia"/>
@@ -38,6 +33,19 @@
         <w:rPr>
           <w:rFonts w:hint="eastAsia"/>
         </w:rPr>
+        <w:t>第三步</w:t>
+      </w:r>
+    </w:p>
+    <w:p>
+      <w:pPr>
+        <w:rPr>
+          <w:rFonts w:hint="eastAsia"/>
+        </w:rPr>
+      </w:pPr>
+      <w:r>
+        <w:rPr>
+          <w:rFonts w:hint="eastAsia"/>
+        </w:rPr>
         <w:t>如果以“留美就业”为硬目标，在院校水平与竞争压力之间找平衡，**卡内基梅隆大学（CMU）的 MSCF 项目，是这几个顶尖项目里性价比最高的均衡解**。</w:t>
       </w:r>
     </w:p>
@@ -460,6 +468,7 @@
         <w:rPr>
           <w:rFonts w:hint="eastAsia"/>
         </w:rPr>
+        <w:lastRenderedPageBreak/>
         <w:t>**1. 竞争压力的“适度性”：有容错空间，而非一考定终身**</w:t>
       </w:r>
     </w:p>
@@ -473,283 +482,283 @@
         <w:rPr>
           <w:rFonts w:hint="eastAsia"/>
         </w:rPr>
+        <w:t>Baruch 的 4% 录取率和 20 人小班，意味着任何微小失误都可能是致命的，且同学间是纯粹的零和竞争。CMU 17% 的录取率和 108 人的规模，提供了**更宽的容错空间和更庞大的校友网络**。108 人不是一个小数字，但它意味着你不需要成为那最顶尖的 1-2 个人才能获得机会，凭借扎实的数理和编程功底，你完全可以在其中找到自己的位置。</w:t>
+      </w:r>
+    </w:p>
+    <w:p>
+      <w:pPr>
+        <w:rPr>
+          <w:rFonts w:hint="eastAsia"/>
+        </w:rPr>
+      </w:pPr>
+    </w:p>
+    <w:p>
+      <w:pPr>
+        <w:rPr>
+          <w:rFonts w:hint="eastAsia"/>
+        </w:rPr>
+      </w:pPr>
+      <w:r>
+        <w:rPr>
+          <w:rFonts w:hint="eastAsia"/>
+        </w:rPr>
+        <w:t>**2. 院校水平与个人特质的“精准咬合”**</w:t>
+      </w:r>
+    </w:p>
+    <w:p>
+      <w:pPr>
+        <w:rPr>
+          <w:rFonts w:hint="eastAsia"/>
+        </w:rPr>
+      </w:pPr>
+      <w:r>
+        <w:rPr>
+          <w:rFonts w:hint="eastAsia"/>
+        </w:rPr>
+        <w:t>CMU 在计算机科学和量化金融交叉领域的声誉是顶级的。你自学的 **Agent 和编程能力**，在这里不是“业余爱好”，而是核心生产力。CMU MSCF 的课程本身就极度硬核和偏技术，这与你的数理背景和编程兴趣完美契合。在求职时，CMU 的招牌加上你实打实的 Agent 项目（比如一个金融分析智能体），能形成一条极具说服力的技术叙事，这比任何社交技巧都更能打动量化岗位的面试官。</w:t>
+      </w:r>
+    </w:p>
+    <w:p>
+      <w:pPr>
+        <w:rPr>
+          <w:rFonts w:hint="eastAsia"/>
+        </w:rPr>
+      </w:pPr>
+    </w:p>
+    <w:p>
+      <w:pPr>
+        <w:rPr>
+          <w:rFonts w:hint="eastAsia"/>
+        </w:rPr>
+      </w:pPr>
+      <w:r>
+        <w:rPr>
+          <w:rFonts w:hint="eastAsia"/>
+        </w:rPr>
+        <w:t>**3. 留美就业的“确定性”与投资回报**</w:t>
+      </w:r>
+    </w:p>
+    <w:p>
+      <w:pPr>
+        <w:rPr>
+          <w:rFonts w:hint="eastAsia"/>
+        </w:rPr>
+      </w:pPr>
+      <w:r>
+        <w:rPr>
+          <w:rFonts w:hint="eastAsia"/>
+        </w:rPr>
+        <w:t>近乎 100% 的就业率和极高的留美比例，意味着你几乎不需要担心“毕业后被迫回国”的风险。$134k 的起薪虽然略低于 Baruch 和 UCB，但考虑到 $104k 的学费和极短的回收周期，这笔教育投资的财务回报是非常清晰和稳健的。相比之下，哥大 MFE 班级规模高达 **136 人**，毕业时就业率仅 **79%**，留美比例 **72%**，内部的竞争压力和不确定性要大得多。</w:t>
+      </w:r>
+    </w:p>
+    <w:p>
+      <w:pPr>
+        <w:rPr>
+          <w:rFonts w:hint="eastAsia"/>
+        </w:rPr>
+      </w:pPr>
+    </w:p>
+    <w:p>
+      <w:pPr>
+        <w:rPr>
+          <w:rFonts w:hint="eastAsia"/>
+        </w:rPr>
+      </w:pPr>
+      <w:r>
+        <w:rPr>
+          <w:rFonts w:hint="eastAsia"/>
+        </w:rPr>
+        <w:t>**一个务实的行动建议**：在你的申请名单里，**把 CMU MSCF 作为主攻和核心目标**。同时，可以用 **UChicago MSFM** 作为一个录取概率更高的“安全网”，并用 **Baruch** 去“冲顶”那个理论上的最高回报（但要做好被其 4% 录取率拒绝的心理准备）。这样组合申请，能在控制风险的同时，最大化你获得一个理想结果的可能性。</w:t>
+      </w:r>
+    </w:p>
+    <w:p>
+      <w:pPr>
+        <w:rPr>
+          <w:rFonts w:hint="eastAsia"/>
+        </w:rPr>
+      </w:pPr>
+    </w:p>
+    <w:p>
+      <w:pPr>
+        <w:rPr>
+          <w:rFonts w:hint="eastAsia"/>
+        </w:rPr>
+      </w:pPr>
+    </w:p>
+    <w:p>
+      <w:pPr>
+        <w:rPr>
+          <w:rFonts w:hint="eastAsia"/>
+        </w:rPr>
+      </w:pPr>
+      <w:r>
+        <w:rPr>
+          <w:rFonts w:hint="eastAsia"/>
+        </w:rPr>
+        <w:t>你对自己“内向、数理强、爱编程和Agent”的认知其实非常清晰，这在申请中反而是巨大的优势。美国量化金融硕士项目本质上是**技术密集型**的，看重的是数学建模和编程能力，而不是社交技巧。你的背景与量化分析、风险管理、金融科技等岗位的契合度很高，这些方向恰恰是内向者深度思考和独立解决问题的“主场”。</w:t>
+      </w:r>
+    </w:p>
+    <w:p>
+      <w:pPr>
+        <w:rPr>
+          <w:rFonts w:hint="eastAsia"/>
+        </w:rPr>
+      </w:pPr>
+    </w:p>
+    <w:p>
+      <w:pPr>
+        <w:rPr>
+          <w:rFonts w:hint="eastAsia"/>
+        </w:rPr>
+      </w:pPr>
+      <w:r>
+        <w:rPr>
+          <w:rFonts w:hint="eastAsia"/>
+        </w:rPr>
+        <w:t>结合你“高考可达南大水平”的学术底子，目标可以锁定在**美国量化金融硕士的第一梯队**。以下是为你量身梳理的选校思路和具体项目。</w:t>
+      </w:r>
+    </w:p>
+    <w:p>
+      <w:pPr>
+        <w:rPr>
+          <w:rFonts w:hint="eastAsia"/>
+        </w:rPr>
+      </w:pPr>
+    </w:p>
+    <w:p>
+      <w:pPr>
+        <w:rPr>
+          <w:rFonts w:hint="eastAsia"/>
+        </w:rPr>
+      </w:pPr>
+      <w:r>
+        <w:rPr>
+          <w:rFonts w:hint="eastAsia"/>
+        </w:rPr>
+        <w:t xml:space="preserve">### </w:t>
+      </w:r>
+      <w:r>
+        <w:rPr>
+          <w:rFonts w:ascii="Segoe UI Emoji" w:hAnsi="Segoe UI Emoji" w:cs="Segoe UI Emoji"/>
+        </w:rPr>
+        <w:t>🎯</w:t>
+      </w:r>
+      <w:r>
+        <w:rPr>
+          <w:rFonts w:hint="eastAsia"/>
+        </w:rPr>
+        <w:t xml:space="preserve"> 核心策略：两条腿走路</w:t>
+      </w:r>
+    </w:p>
+    <w:p>
+      <w:pPr>
+        <w:rPr>
+          <w:rFonts w:hint="eastAsia"/>
+        </w:rPr>
+      </w:pPr>
+      <w:r>
+        <w:rPr>
+          <w:rFonts w:hint="eastAsia"/>
+        </w:rPr>
+        <w:t>你的优势在于“金融数学+编程+Agent”，这对应两个可以同时准备的申请方向：</w:t>
+      </w:r>
+    </w:p>
+    <w:p>
+      <w:pPr>
+        <w:rPr>
+          <w:rFonts w:hint="eastAsia"/>
+        </w:rPr>
+      </w:pPr>
+    </w:p>
+    <w:p>
+      <w:pPr>
+        <w:rPr>
+          <w:rFonts w:hint="eastAsia"/>
+        </w:rPr>
+      </w:pPr>
+      <w:r>
+        <w:rPr>
+          <w:rFonts w:hint="eastAsia"/>
+        </w:rPr>
+        <w:t>1.  **主攻：传统量化金融（MFE/金数）**：这是你的专业对口方向，顶尖项目对数学和编程要求极高，与你的特质完美匹配。</w:t>
+      </w:r>
+    </w:p>
+    <w:p>
+      <w:pPr>
+        <w:rPr>
+          <w:rFonts w:hint="eastAsia"/>
+        </w:rPr>
+      </w:pPr>
+      <w:r>
+        <w:rPr>
+          <w:rFonts w:hint="eastAsia"/>
+        </w:rPr>
+        <w:t>2.  **拓展：AI与金融交叉方向**：越来越多顶尖金工项目已将**AI Agent、大语言模型（LLM）** 纳入课程。自学Agent的经历是文书和面试中极具辨识度的亮点。</w:t>
+      </w:r>
+    </w:p>
+    <w:p>
+      <w:pPr>
+        <w:rPr>
+          <w:rFonts w:hint="eastAsia"/>
+        </w:rPr>
+      </w:pPr>
+    </w:p>
+    <w:p>
+      <w:pPr>
+        <w:rPr>
+          <w:rFonts w:hint="eastAsia"/>
+        </w:rPr>
+      </w:pPr>
+      <w:r>
+        <w:rPr>
+          <w:rFonts w:hint="eastAsia"/>
+        </w:rPr>
+        <w:t xml:space="preserve">### </w:t>
+      </w:r>
+      <w:r>
+        <w:rPr>
+          <w:rFonts w:ascii="Segoe UI Emoji" w:hAnsi="Segoe UI Emoji" w:cs="Segoe UI Emoji"/>
+        </w:rPr>
+        <w:t>🏆</w:t>
+      </w:r>
+      <w:r>
+        <w:rPr>
+          <w:rFonts w:hint="eastAsia"/>
+        </w:rPr>
+        <w:t xml:space="preserve"> 第一梯队：冲刺梦校（匹配“南大水平”的学术实力）</w:t>
+      </w:r>
+    </w:p>
+    <w:p>
+      <w:pPr>
+        <w:rPr>
+          <w:rFonts w:hint="eastAsia"/>
+        </w:rPr>
+      </w:pPr>
+      <w:r>
+        <w:rPr>
+          <w:rFonts w:hint="eastAsia"/>
+        </w:rPr>
+        <w:t>这些项目竞争激烈，但你的数理背景和编程主动性是重要筹码。</w:t>
+      </w:r>
+    </w:p>
+    <w:p>
+      <w:pPr>
+        <w:rPr>
+          <w:rFonts w:hint="eastAsia"/>
+        </w:rPr>
+      </w:pPr>
+    </w:p>
+    <w:p>
+      <w:pPr>
+        <w:rPr>
+          <w:rFonts w:hint="eastAsia"/>
+        </w:rPr>
+      </w:pPr>
+      <w:r>
+        <w:rPr>
+          <w:rFonts w:hint="eastAsia"/>
+        </w:rPr>
         <w:lastRenderedPageBreak/>
-        <w:t>Baruch 的 4% 录取率和 20 人小班，意味着任何微小失误都可能是致命的，且同学间是纯粹的零和竞争。CMU 17% 的录取率和 108 人的规模，提供了**更宽的容错空间和更庞大的校友网络**。108 人不是一个小数字，但它意味着你不需要成为那最顶尖的 1-2 个人才能获得机会，凭借扎实的数理和编程功底，你完全可以在其中找到自己的位置。</w:t>
-      </w:r>
-    </w:p>
-    <w:p>
-      <w:pPr>
-        <w:rPr>
-          <w:rFonts w:hint="eastAsia"/>
-        </w:rPr>
-      </w:pPr>
-    </w:p>
-    <w:p>
-      <w:pPr>
-        <w:rPr>
-          <w:rFonts w:hint="eastAsia"/>
-        </w:rPr>
-      </w:pPr>
-      <w:r>
-        <w:rPr>
-          <w:rFonts w:hint="eastAsia"/>
-        </w:rPr>
-        <w:t>**2. 院校水平与个人特质的“精准咬合”**</w:t>
-      </w:r>
-    </w:p>
-    <w:p>
-      <w:pPr>
-        <w:rPr>
-          <w:rFonts w:hint="eastAsia"/>
-        </w:rPr>
-      </w:pPr>
-      <w:r>
-        <w:rPr>
-          <w:rFonts w:hint="eastAsia"/>
-        </w:rPr>
-        <w:t>CMU 在计算机科学和量化金融交叉领域的声誉是顶级的。你自学的 **Agent 和编程能力**，在这里不是“业余爱好”，而是核心生产力。CMU MSCF 的课程本身就极度硬核和偏技术，这与你的数理背景和编程兴趣完美契合。在求职时，CMU 的招牌加上你实打实的 Agent 项目（比如一个金融分析智能体），能形成一条极具说服力的技术叙事，这比任何社交技巧都更能打动量化岗位的面试官。</w:t>
-      </w:r>
-    </w:p>
-    <w:p>
-      <w:pPr>
-        <w:rPr>
-          <w:rFonts w:hint="eastAsia"/>
-        </w:rPr>
-      </w:pPr>
-    </w:p>
-    <w:p>
-      <w:pPr>
-        <w:rPr>
-          <w:rFonts w:hint="eastAsia"/>
-        </w:rPr>
-      </w:pPr>
-      <w:r>
-        <w:rPr>
-          <w:rFonts w:hint="eastAsia"/>
-        </w:rPr>
-        <w:t>**3. 留美就业的“确定性”与投资回报**</w:t>
-      </w:r>
-    </w:p>
-    <w:p>
-      <w:pPr>
-        <w:rPr>
-          <w:rFonts w:hint="eastAsia"/>
-        </w:rPr>
-      </w:pPr>
-      <w:r>
-        <w:rPr>
-          <w:rFonts w:hint="eastAsia"/>
-        </w:rPr>
-        <w:t>近乎 100% 的就业率和极高的留美比例，意味着你几乎不需要担心“毕业后被迫回国”的风险。$134k 的起薪虽然略低于 Baruch 和 UCB，但考虑到 $104k 的学费和极短的回收周期，这笔教育投资的财务回报是非常清晰和稳健的。相比之下，哥大 MFE 班级规模高达 **136 人**，毕业时就业率仅 **79%**，留美比例 **72%**，内部的竞争压力和不确定性要大得多。</w:t>
-      </w:r>
-    </w:p>
-    <w:p>
-      <w:pPr>
-        <w:rPr>
-          <w:rFonts w:hint="eastAsia"/>
-        </w:rPr>
-      </w:pPr>
-    </w:p>
-    <w:p>
-      <w:pPr>
-        <w:rPr>
-          <w:rFonts w:hint="eastAsia"/>
-        </w:rPr>
-      </w:pPr>
-      <w:r>
-        <w:rPr>
-          <w:rFonts w:hint="eastAsia"/>
-        </w:rPr>
-        <w:t>**一个务实的行动建议**：在你的申请名单里，**把 CMU MSCF 作为主攻和核心目标**。同时，可以用 **UChicago MSFM** 作为一个录取概率更高的“安全网”，并用 **Baruch** 去“冲顶”那个理论上的最高回报（但要做好被其 4% 录取率拒绝的心理准备）。这样组合申请，能在控制风险的同时，最大化你获得一个理想结果的可能性。</w:t>
-      </w:r>
-    </w:p>
-    <w:p>
-      <w:pPr>
-        <w:rPr>
-          <w:rFonts w:hint="eastAsia"/>
-        </w:rPr>
-      </w:pPr>
-    </w:p>
-    <w:p>
-      <w:pPr>
-        <w:rPr>
-          <w:rFonts w:hint="eastAsia"/>
-        </w:rPr>
-      </w:pPr>
-    </w:p>
-    <w:p>
-      <w:pPr>
-        <w:rPr>
-          <w:rFonts w:hint="eastAsia"/>
-        </w:rPr>
-      </w:pPr>
-      <w:r>
-        <w:rPr>
-          <w:rFonts w:hint="eastAsia"/>
-        </w:rPr>
-        <w:t>你对自己“内向、数理强、爱编程和Agent”的认知其实非常清晰，这在申请中反而是巨大的优势。美国量化金融硕士项目本质上是**技术密集型**的，看重的是数学建模和编程能力，而不是社交技巧。你的背景与量化分析、风险管理、金融科技等岗位的契合度很高，这些方向恰恰是内向者深度思考和独立解决问题的“主场”。</w:t>
-      </w:r>
-    </w:p>
-    <w:p>
-      <w:pPr>
-        <w:rPr>
-          <w:rFonts w:hint="eastAsia"/>
-        </w:rPr>
-      </w:pPr>
-    </w:p>
-    <w:p>
-      <w:pPr>
-        <w:rPr>
-          <w:rFonts w:hint="eastAsia"/>
-        </w:rPr>
-      </w:pPr>
-      <w:r>
-        <w:rPr>
-          <w:rFonts w:hint="eastAsia"/>
-        </w:rPr>
-        <w:t>结合你“高考可达南大水平”的学术底子，目标可以锁定在**美国量化金融硕士的第一梯队**。以下是为你量身梳理的选校思路和具体项目。</w:t>
-      </w:r>
-    </w:p>
-    <w:p>
-      <w:pPr>
-        <w:rPr>
-          <w:rFonts w:hint="eastAsia"/>
-        </w:rPr>
-      </w:pPr>
-    </w:p>
-    <w:p>
-      <w:pPr>
-        <w:rPr>
-          <w:rFonts w:hint="eastAsia"/>
-        </w:rPr>
-      </w:pPr>
-      <w:r>
-        <w:rPr>
-          <w:rFonts w:hint="eastAsia"/>
-        </w:rPr>
-        <w:t xml:space="preserve">### </w:t>
-      </w:r>
-      <w:r>
-        <w:rPr>
-          <w:rFonts w:ascii="Segoe UI Emoji" w:hAnsi="Segoe UI Emoji" w:cs="Segoe UI Emoji"/>
-        </w:rPr>
-        <w:t>🎯</w:t>
-      </w:r>
-      <w:r>
-        <w:rPr>
-          <w:rFonts w:hint="eastAsia"/>
-        </w:rPr>
-        <w:t xml:space="preserve"> 核心策略：两条腿走路</w:t>
-      </w:r>
-    </w:p>
-    <w:p>
-      <w:pPr>
-        <w:rPr>
-          <w:rFonts w:hint="eastAsia"/>
-        </w:rPr>
-      </w:pPr>
-      <w:r>
-        <w:rPr>
-          <w:rFonts w:hint="eastAsia"/>
-        </w:rPr>
-        <w:t>你的优势在于“金融数学+编程+Agent”，这对应两个可以同时准备的申请方向：</w:t>
-      </w:r>
-    </w:p>
-    <w:p>
-      <w:pPr>
-        <w:rPr>
-          <w:rFonts w:hint="eastAsia"/>
-        </w:rPr>
-      </w:pPr>
-    </w:p>
-    <w:p>
-      <w:pPr>
-        <w:rPr>
-          <w:rFonts w:hint="eastAsia"/>
-        </w:rPr>
-      </w:pPr>
-      <w:r>
-        <w:rPr>
-          <w:rFonts w:hint="eastAsia"/>
-        </w:rPr>
-        <w:t>1.  **主攻：传统量化金融（MFE/金数）**：这是你的专业对口方向，顶尖项目对数学和编程要求极高，与你的特质完美匹配。</w:t>
-      </w:r>
-    </w:p>
-    <w:p>
-      <w:pPr>
-        <w:rPr>
-          <w:rFonts w:hint="eastAsia"/>
-        </w:rPr>
-      </w:pPr>
-      <w:r>
-        <w:rPr>
-          <w:rFonts w:hint="eastAsia"/>
-        </w:rPr>
-        <w:t>2.  **拓展：AI与金融交叉方向**：越来越多顶尖金工项目已将**AI Agent、大语言模型（LLM）** 纳入课程。自学Agent的经历是文书和面试中极具辨识度的亮点。</w:t>
-      </w:r>
-    </w:p>
-    <w:p>
-      <w:pPr>
-        <w:rPr>
-          <w:rFonts w:hint="eastAsia"/>
-        </w:rPr>
-      </w:pPr>
-    </w:p>
-    <w:p>
-      <w:pPr>
-        <w:rPr>
-          <w:rFonts w:hint="eastAsia"/>
-        </w:rPr>
-      </w:pPr>
-      <w:r>
-        <w:rPr>
-          <w:rFonts w:hint="eastAsia"/>
-        </w:rPr>
-        <w:t xml:space="preserve">### </w:t>
-      </w:r>
-      <w:r>
-        <w:rPr>
-          <w:rFonts w:ascii="Segoe UI Emoji" w:hAnsi="Segoe UI Emoji" w:cs="Segoe UI Emoji"/>
-        </w:rPr>
-        <w:t>🏆</w:t>
-      </w:r>
-      <w:r>
-        <w:rPr>
-          <w:rFonts w:hint="eastAsia"/>
-        </w:rPr>
-        <w:t xml:space="preserve"> 第一梯队：冲刺梦校（匹配“南大水平”的学术实力）</w:t>
-      </w:r>
-    </w:p>
-    <w:p>
-      <w:pPr>
-        <w:rPr>
-          <w:rFonts w:hint="eastAsia"/>
-        </w:rPr>
-      </w:pPr>
-      <w:r>
-        <w:rPr>
-          <w:rFonts w:hint="eastAsia"/>
-        </w:rPr>
-        <w:t>这些项目竞争激烈，但你的数理背景和编程主动性是重要筹码。</w:t>
-      </w:r>
-    </w:p>
-    <w:p>
-      <w:pPr>
-        <w:rPr>
-          <w:rFonts w:hint="eastAsia"/>
-        </w:rPr>
-      </w:pPr>
-    </w:p>
-    <w:p>
-      <w:pPr>
-        <w:rPr>
-          <w:rFonts w:hint="eastAsia"/>
-        </w:rPr>
-      </w:pPr>
-      <w:r>
-        <w:rPr>
-          <w:rFonts w:hint="eastAsia"/>
-        </w:rPr>
         <w:t xml:space="preserve">*   **巴鲁克学院 </w:t>
       </w:r>
       <w:proofErr w:type="gramStart"/>
@@ -778,14 +787,7 @@
         <w:rPr>
           <w:rFonts w:hint="eastAsia"/>
         </w:rPr>
-        <w:t>排名**第1**。就业率**100%**，起薪</w:t>
-      </w:r>
-      <w:r>
-        <w:rPr>
-          <w:rFonts w:hint="eastAsia"/>
-        </w:rPr>
-        <w:lastRenderedPageBreak/>
-        <w:t>约**$178,824**，课程极度硬核，被誉为“华尔街的黄埔军校”。</w:t>
+        <w:t>排名**第1**。就业率**100%**，起薪约**$178,824**，课程极度硬核，被誉为“华尔街的黄埔军校”。</w:t>
       </w:r>
     </w:p>
     <w:p>
